--- a/KoreanStockBot/KoreanStockBot_사용매뉴얼.docx
+++ b/KoreanStockBot/KoreanStockBot_사용매뉴얼.docx
@@ -981,15 +981,15 @@
         <w:pStyle w:val="Normal"/>
       </w:pPr>
       <w:r>
-        <w:t xml:space="preserve">네이버 개발자센터 로그인 → Application → 애플리케이션 등록 → 약관 동의 및 요구되는 본인 인증을 진행합니다. 이름은 “개인 ETF 분석”, 사용 API는 “검색”을 선택합니다. 등록 후 내 애플리케이션 → 개요에서 Client ID와 Client Secret을 확인합니다. [5]</w:t>
-      </w:r>
-    </w:p>
-    <w:p>
-      <w:pPr>
-        <w:pStyle w:val="Normal"/>
-      </w:pPr>
-      <w:r>
-        <w:t xml:space="preserve">비로그인 서비스 환경을 요구하면 WEB 설정을 선택합니다. 로컬 개발용 URL 예시는 http://localhost입니다. 등록 화면에서 허용하지 않으면 현행 안내를 확인하세요. 뉴스 검색에는 네이버 로그인 기능을 추가할 필요가 없습니다.</w:t>
+        <w:t xml:space="preserve">네이버 클라우드 가입·로그인 → 콘솔 → All Services → Application Services → NAVER API HUB에서 이용 신청합니다. Application → Application 등록에서 NAVER Search의 News(뉴스)를 선택하고 이름은 KoreanStockBot처럼 영문으로 입력합니다. 앱 선택 → API 관리 → 인증 정보에서 Client ID와 Client Secret을 확인합니다. [5]</w:t>
+      </w:r>
+    </w:p>
+    <w:p>
+      <w:pPr>
+        <w:pStyle w:val="Normal"/>
+      </w:pPr>
+      <w:r>
+        <w:t xml:space="preserve">기존 개발자센터에서는 2026년 7월 31일부터 검색 API 신규 신청을 받지 않습니다. WEB 설정이나 localhost 등록 대신 API HUB 신청 절차를 사용합니다. 이용 요금·사용량 한도·알림을 확인하세요. 기존 개발자센터 키는 새 키로 교체해야 합니다.</w:t>
       </w:r>
     </w:p>
     <w:p>
@@ -1058,7 +1058,7 @@
         <w:pStyle w:val="Normal"/>
       </w:pPr>
       <w:r>
-        <w:t xml:space="preserve">start_etf.bat를 열고 인증·계좌 설정 버튼을 누릅니다. 아래 값을 입력하고 계좌 조회로 표시된 accountSeq를 선택값 칸에 입력합니다. 저장한 인증값은 자동으로 불러오며 화면에서는 가려집니다. 단일 종목은 start_live.bat에서 종목코드도 입력합니다.</w:t>
+        <w:t xml:space="preserve">start_etf.bat를 열고 인증·계좌 설정 버튼을 누릅니다. 아래 값을 입력하고 계좌 조회 후 목록에서 사용할 계좌를 선택합니다. 계좌가 하나면 자동 선택되고, 여러 개면 직접 선택합니다. 토스 인증정보 변경 시 다시 조회해야 합니다. 저장한 인증값은 자동으로 불러오며 화면에서는 가려집니다. 단일 종목은 start_live.bat에서 종목코드도 입력합니다.</w:t>
       </w:r>
     </w:p>
     <w:tbl>
@@ -1361,7 +1361,39 @@
         <w:pStyle w:val="Normal"/>
       </w:pPr>
       <w:r>
-        <w:t xml:space="preserve">읽기 전용 점검 버튼을 누르면 실제 주문 없이 연속 점검합니다. 로그에 READ ONLY가 표시됩니다. 이 모드는 계좌 조회이며 가상 체결을 만드는 모의매매와 다릅니다.</w:t>
+        <w:t xml:space="preserve">키·비밀번호 입력칸 옆 눈 모양의 보기 / 숨기기 버튼으로 값을 확인할 수 있습니다. 창을 다시 열면 숨김 상태로 돌아갑니다. 앞뒤 공백·탭·줄바꿈은 조회와 저장 시 자동으로 제거됩니다. 값 내부의 문자는 유지됩니다.</w:t>
+      </w:r>
+    </w:p>
+    <w:p>
+      <w:pPr>
+        <w:pStyle w:val="Normal"/>
+      </w:pPr>
+      <w:r>
+        <w:t xml:space="preserve">파일로 설정하기: 설정 템플릿 생성 → JSON을 메모장으로 열어 credentials의 빈 값에 키 입력 → 템플릿 암호화 변환으로 .ksbkey 저장 → 설정 파일 불러오기 → 계좌 조회·선택 → 암호화 저장 순서입니다. 계좌 선택값은 템플릿에서 비워 둬도 됩니다. symbol은 단일 종목 코드이며 ETF에서는 비워 둡니다. 형식·항목 이름을 변경하지 마세요. 따옴표·역슬래시는 JSON 이스케이프 규칙이 필요합니다.</w:t>
+      </w:r>
+    </w:p>
+    <w:p>
+      <w:pPr>
+        <w:pStyle w:val="Normal"/>
+      </w:pPr>
+      <w:r>
+        <w:t xml:space="preserve">암호화 파일은 같은 PC의 동일 Windows 사용자에서 복호화됩니다. 같은 사용자 권한의 프로그램까지 차단하지는 않습니다. 암호화 검증 후 평문 원본 삭제 여부를 묻습니다. 삭제하지 않은 원본과 클라우드·백업 사본에는 키가 남으므로 별도로 관리하세요. 불러오기만으로 저장하거나 실전 주문을 시작하지 않습니다.</w:t>
+      </w:r>
+    </w:p>
+    <w:p>
+      <w:pPr>
+        <w:pStyle w:val="Normal"/>
+      </w:pPr>
+      <w:r>
+        <w:t xml:space="preserve">읽기 전용 점검 버튼을 누르면 실제 주문 없이 연속 점검합니다. 화면에 읽기 전용 상태가 표시됩니다. 이 모드는 계좌 조회이며 가상 체결을 만드는 모의매매와 다릅니다.</w:t>
+      </w:r>
+    </w:p>
+    <w:p>
+      <w:pPr>
+        <w:pStyle w:val="Normal"/>
+      </w:pPr>
+      <w:r>
+        <w:t xml:space="preserve">실전 시작 후 실행 상태 영역에서 휴장 대기·매매 시작 대기·매매시간 종료·연결 실패를 확인합니다. 휴장 중 신규 매수·매도 주문은 보내지 않습니다. 다음 개장 시각은 토스 시장 캘린더로 확인하며, 마지막 상태 수신 시각과 경과 초도 표시됩니다. 응답이 오래 없으면 응답 지연으로 표시합니다. 봇은 개장 2분 후부터 마감 동시호가 2분 전까지 조건을 확인하며, 개장만으로 매수하지 않습니다.</w:t>
       </w:r>
     </w:p>
     <w:p>
@@ -2826,7 +2858,7 @@
         <w:pStyle w:val="Small"/>
       </w:pPr>
       <w:r>
-        <w:t xml:space="preserve">[5] 네이버 등록: https://developers.naver.com/docs/common/openapiguide/appregister.md</w:t>
+        <w:t xml:space="preserve">[5] API HUB 등록: https://guide.ncloud-docs.com/docs/apihub-application</w:t>
       </w:r>
     </w:p>
     <w:p>

--- a/KoreanStockBot/KoreanStockBot_사용매뉴얼.docx
+++ b/KoreanStockBot/KoreanStockBot_사용매뉴얼.docx
@@ -1393,6 +1393,38 @@
         <w:pStyle w:val="Normal"/>
       </w:pPr>
       <w:r>
+        <w:t xml:space="preserve">수집 단계와 오류는 실행파일 폴더의 research/logs/collection.log에 자동 기록됩니다. 메모장으로 열면 time(한국시간), run_id(작업 ID), stage(현재 단계), START/COMPLETED/FAILED(시작/완료/실패), error_code(오류 분류), http_status(HTTP 코드)를 확인할 수 있습니다. 로그는 2MB마다 순환하며 이전 파일은 최대 5개 보관합니다. 키·비밀번호·URL·헤더·원문 오류 메시지는 기록하지 않습니다. 화면의 미요청 상태는 키 오류가 아니라 아직 해당 단계에 도달하지 않았다는 뜻이며, 앞 단계 실패인 경우 별도로 표시합니다.</w:t>
+      </w:r>
+    </w:p>
+    <w:p>
+      <w:pPr>
+        <w:pStyle w:val="Normal"/>
+      </w:pPr>
+      <w:r>
+        <w:t xml:space="preserve">ETF 후보 제안은 중복된 순위 범위 대신 실제 종목 목록을 보여줍니다. 봇 중지 완료 후 창을 열면 최신 계좌·시세를 읽기 전용으로 조회합니다. 자동 수집된 재무·뉴스 자료와 추세를 검사해 통과 종목을 추천하고, 제외 종목에는 사유를 표시합니다. 추천 종목을 클릭해 선택/해제 → 선택한 종목 적용 → 실전 시작 순서로 사용하세요. 선택한 종목들 안에서 한 번에 한 종목을 운용합니다. 분석 후 5분이 지나면 다시 조회해야 적용할 수 있습니다. 실제 주문 전 조건을 재검사하며, 기존 보유분의 매도 조건은 유지합니다. 조회 실패 시 읽기 전용 점검으로 자동 자료 수집 상태를 확인하세요. 장외 시세가 오래됐으면 후보를 추천하지 않습니다.</w:t>
+      </w:r>
+    </w:p>
+    <w:p>
+      <w:pPr>
+        <w:pStyle w:val="Normal"/>
+      </w:pPr>
+      <w:r>
+        <w:t xml:space="preserve">ETF 후보 없음 안내에는 관리 현금·투자 비중·주문 상한·계좌 현금매수가능 금액과 후보별 제외 사유가 표시됩니다. 재무점수와 확인 비중의 기준은 각각 60%이며, 뉴스와 추세도 확인합니다. 1주 필요 추정은 현재가 × 1.01 + 10원으로 계산합니다. 전체 후보 사유는 아래 스크롤 로그에서 확인하세요. 안내는 예산이나 조건을 자동 변경하지 않습니다.</w:t>
+      </w:r>
+    </w:p>
+    <w:p>
+      <w:pPr>
+        <w:pStyle w:val="Normal"/>
+      </w:pPr>
+      <w:r>
+        <w:t xml:space="preserve">자료 수집 상태에서는 KRX·DART·NAVER의 API 성공, 캐시 사용, 오류 횟수와 기록 시각을 확인합니다. 캐시는 이번 키의 인증 성공을 검증하지 않습니다. READY는 분석 파일이 완성되었다는 뜻이며 매수 조건 통과 개수는 별도로 표시합니다. 업데이트 전 수집 이력은 상세 기록 없음으로 표시하며 다음 자동 수집부터 기록됩니다.</w:t>
+      </w:r>
+    </w:p>
+    <w:p>
+      <w:pPr>
+        <w:pStyle w:val="Normal"/>
+      </w:pPr>
+      <w:r>
         <w:t xml:space="preserve">실전 시작 후 실행 상태 영역에서 휴장 대기·매매 시작 대기·매매시간 종료·연결 실패를 확인합니다. 휴장 중 신규 매수·매도 주문은 보내지 않습니다. 다음 개장 시각은 토스 시장 캘린더로 확인하며, 마지막 상태 수신 시각과 경과 초도 표시됩니다. 응답이 오래 없으면 응답 지연으로 표시합니다. 봇은 개장 2분 후부터 마감 동시호가 2분 전까지 조건을 확인하며, 개장만으로 매수하지 않습니다.</w:t>
       </w:r>
     </w:p>
@@ -1410,6 +1442,30 @@
       </w:pPr>
       <w:r>
         <w:t xml:space="preserve">중지 요청을 누르고 프로세스 종료를 확인하면 같은 창에서 실전 시작을 누를 수 있습니다. 동시에 다른 전략을 실행하지 않습니다.</w:t>
+      </w:r>
+    </w:p>
+    <w:p>
+      <w:pPr>
+        <w:pStyle w:val="Normal"/>
+      </w:pPr>
+      <w:r>
+        <w:t xml:space="preserve">우측 상단 프로그램 종료 버튼은 스크롤과 관계없이 표시됩니다. 누르면 진행 중인 조회 완료를 기다리고, 봇의 미체결 정리 및 정상 종료를 확인한 뒤 창을 닫습니다. 정상 중지 미확인 시 창을 유지하고 안내합니다. 보유분은 매도하지 않으며 자동 감시는 종료됩니다. 모의매매는 reports/paper_exit_시각 폴더에 결과를 자동 저장합니다. 창의 X 버튼도 같은 절차를 사용합니다.</w:t>
+      </w:r>
+    </w:p>
+    <w:p>
+      <w:pPr>
+        <w:pStyle w:val="Normal"/>
+      </w:pPr>
+      <w:r>
+        <w:t xml:space="preserve">최신 계좌·시세 조회 후 후보가 없으면 후보 제안 불가 사유 팝업이 표시됩니다. 시장 상태와 실제 제외 사유별 종목 수를 보여줍니다. 오래된 시세로 제외된 경우 다음 정규장 재조회를 안내하고, 분석 자료 만료·인증 또는 접근 거부·통신 실패 등은 구분해 안내합니다. 같은 내용을 하단 로그에서도 확인할 수 있습니다.</w:t>
+      </w:r>
+    </w:p>
+    <w:p>
+      <w:pPr>
+        <w:pStyle w:val="Normal"/>
+      </w:pPr>
+      <w:r>
+        <w:t xml:space="preserve">중지 요청 접수는 종료 완료가 아닙니다. 진행 중인 통신 응답 후 주문을 조회하고 미체결 정리를 확인합니다. 중지 요청 후 경과 시간이 표시되며 60초 이상이면 처리 지연 안내가 나옵니다. 정상 종료와 중지 완료 응답을 모두 확인해야 중지 완료로 표시합니다. 정상 중지 미확인 시 토스 앱에서 미체결·보유분을 확인하세요. 보유 종목은 자동 매도하지 않으며, 중지 후 자동 손절·익절 감시도 종료됩니다.</w:t>
       </w:r>
     </w:p>
     <w:p>
